--- a/Material/Dokumentation.docx
+++ b/Material/Dokumentation.docx
@@ -14,15 +14,15 @@
           <w:noProof/>
         </w:rPr>
         <w:drawing>
-          <wp:anchor distT="0" distB="0" distL="114300" distR="114300" simplePos="0" relativeHeight="251657215" behindDoc="1" locked="0" layoutInCell="1" allowOverlap="1" wp14:anchorId="33D68CCC" wp14:editId="7F93D581">
+          <wp:anchor distT="0" distB="0" distL="114300" distR="114300" simplePos="0" relativeHeight="251657215" behindDoc="1" locked="0" layoutInCell="1" allowOverlap="1" wp14:anchorId="33D68CCC" wp14:editId="7BF8FF46">
             <wp:simplePos x="0" y="0"/>
             <wp:positionH relativeFrom="column">
-              <wp:posOffset>658940</wp:posOffset>
+              <wp:posOffset>1723151</wp:posOffset>
             </wp:positionH>
             <wp:positionV relativeFrom="paragraph">
-              <wp:posOffset>1283622</wp:posOffset>
+              <wp:posOffset>3059713</wp:posOffset>
             </wp:positionV>
-            <wp:extent cx="6515641" cy="9772062"/>
+            <wp:extent cx="5493304" cy="8238776"/>
             <wp:effectExtent l="0" t="0" r="0" b="0"/>
             <wp:wrapNone/>
             <wp:docPr id="1309176597" name="Grafik 3" descr="Ein Bild, das Grün enthält.&#10;&#10;KI-generierte Inhalte können fehlerhaft sein."/>
@@ -54,7 +54,7 @@
                   <pic:spPr bwMode="auto">
                     <a:xfrm>
                       <a:off x="0" y="0"/>
-                      <a:ext cx="6515641" cy="9772062"/>
+                      <a:ext cx="5493304" cy="8238776"/>
                     </a:xfrm>
                     <a:prstGeom prst="rect">
                       <a:avLst/>
@@ -2117,7 +2117,7 @@
           <w:noProof/>
         </w:rPr>
         <w:drawing>
-          <wp:anchor distT="0" distB="0" distL="114300" distR="114300" simplePos="0" relativeHeight="251673600" behindDoc="0" locked="0" layoutInCell="1" allowOverlap="1" wp14:anchorId="39C869F0" wp14:editId="3C1E518A">
+          <wp:anchor distT="0" distB="0" distL="114300" distR="114300" simplePos="0" relativeHeight="251673600" behindDoc="0" locked="0" layoutInCell="1" allowOverlap="1" wp14:anchorId="39C869F0" wp14:editId="20185AF6">
             <wp:simplePos x="0" y="0"/>
             <wp:positionH relativeFrom="margin">
               <wp:posOffset>3994914</wp:posOffset>
@@ -2879,14 +2879,6 @@
         </w:rPr>
         <w:t xml:space="preserve"> Nachteile</w:t>
       </w:r>
-      <w:del w:id="7" w:author="Emele Noel Andreas BZRA IMST24a" w:date="2025-06-13T10:12:00Z" w16du:dateUtc="2025-06-13T08:12:00Z">
-        <w:r>
-          <w:rPr>
-            <w:color w:val="FF5353"/>
-          </w:rPr>
-          <w:delText xml:space="preserve"> Nachteile</w:delText>
-        </w:r>
-      </w:del>
       <w:bookmarkEnd w:id="6"/>
     </w:p>
     <w:p/>
@@ -2969,11 +2961,6 @@
           <w:sz w:val="24"/>
           <w:szCs w:val="24"/>
         </w:rPr>
-        <w:pPrChange w:id="8" w:author="Emele Noel Andreas BZRA IMST24a" w:date="2025-06-13T10:12:00Z" w16du:dateUtc="2025-06-13T08:12:00Z">
-          <w:pPr>
-            <w:spacing w:before="0"/>
-          </w:pPr>
-        </w:pPrChange>
       </w:pPr>
       <w:r>
         <w:rPr>
@@ -2984,17 +2971,15 @@
         </w:rPr>
         <w:t>Florians Beispiel:</w:t>
       </w:r>
-      <w:ins w:id="9" w:author="Emele Noel Andreas BZRA IMST24a" w:date="2025-06-13T10:12:00Z" w16du:dateUtc="2025-06-13T08:12:00Z">
-        <w:r>
-          <w:rPr>
-            <w:b/>
-            <w:bCs/>
-            <w:sz w:val="24"/>
-            <w:szCs w:val="24"/>
-          </w:rPr>
-          <w:t xml:space="preserve"> </w:t>
-        </w:r>
-      </w:ins>
+      <w:r>
+        <w:rPr>
+          <w:b/>
+          <w:bCs/>
+          <w:sz w:val="24"/>
+          <w:szCs w:val="24"/>
+        </w:rPr>
+        <w:t xml:space="preserve"> </w:t>
+      </w:r>
     </w:p>
     <w:p>
       <w:pPr>
@@ -3077,26 +3062,28 @@
           <w:sz w:val="24"/>
           <w:szCs w:val="24"/>
         </w:rPr>
-        <w:t xml:space="preserve">✅ </w:t>
-      </w:r>
-      <w:proofErr w:type="gramStart"/>
-      <w:r>
+        <w:t>✅ Gut machbar und umsetzbar</w:t>
+      </w:r>
+    </w:p>
+    <w:p>
+      <w:pPr>
+        <w:spacing w:before="0"/>
         <w:rPr>
           <w:rFonts w:ascii="Segoe UI Emoji" w:hAnsi="Segoe UI Emoji" w:cs="Segoe UI Emoji"/>
           <w:sz w:val="24"/>
           <w:szCs w:val="24"/>
         </w:rPr>
-        <w:t>Gut</w:t>
-      </w:r>
-      <w:proofErr w:type="gramEnd"/>
-      <w:r>
+      </w:pPr>
+    </w:p>
+    <w:p>
+      <w:pPr>
+        <w:spacing w:before="0"/>
         <w:rPr>
           <w:rFonts w:ascii="Segoe UI Emoji" w:hAnsi="Segoe UI Emoji" w:cs="Segoe UI Emoji"/>
           <w:sz w:val="24"/>
           <w:szCs w:val="24"/>
         </w:rPr>
-        <w:t xml:space="preserve"> machbar und umsetzbar</w:t>
-      </w:r>
+      </w:pPr>
     </w:p>
     <w:p>
       <w:pPr>
@@ -3107,6 +3094,56 @@
           <w:szCs w:val="24"/>
         </w:rPr>
       </w:pPr>
+      <w:r>
+        <w:rPr>
+          <w:rFonts w:ascii="Segoe UI Emoji" w:hAnsi="Segoe UI Emoji" w:cs="Segoe UI Emoji"/>
+          <w:sz w:val="24"/>
+          <w:szCs w:val="24"/>
+        </w:rPr>
+        <w:t xml:space="preserve">❌ Schlechte </w:t>
+      </w:r>
+      <w:proofErr w:type="spellStart"/>
+      <w:r>
+        <w:rPr>
+          <w:rFonts w:ascii="Segoe UI Emoji" w:hAnsi="Segoe UI Emoji" w:cs="Segoe UI Emoji"/>
+          <w:sz w:val="24"/>
+          <w:szCs w:val="24"/>
+        </w:rPr>
+        <w:t>Acess</w:t>
+      </w:r>
+      <w:r>
+        <w:rPr>
+          <w:rFonts w:ascii="Segoe UI Emoji" w:hAnsi="Segoe UI Emoji" w:cs="Segoe UI Emoji"/>
+          <w:sz w:val="24"/>
+          <w:szCs w:val="24"/>
+        </w:rPr>
+        <w:t>i</w:t>
+      </w:r>
+      <w:r>
+        <w:rPr>
+          <w:rFonts w:ascii="Segoe UI Emoji" w:hAnsi="Segoe UI Emoji" w:cs="Segoe UI Emoji"/>
+          <w:sz w:val="24"/>
+          <w:szCs w:val="24"/>
+        </w:rPr>
+        <w:t>bility</w:t>
+      </w:r>
+      <w:proofErr w:type="spellEnd"/>
+      <w:r>
+        <w:rPr>
+          <w:rFonts w:ascii="Segoe UI Emoji" w:hAnsi="Segoe UI Emoji" w:cs="Segoe UI Emoji"/>
+          <w:sz w:val="24"/>
+          <w:szCs w:val="24"/>
+        </w:rPr>
+        <w:t xml:space="preserve"> (Zu </w:t>
+      </w:r>
+      <w:r>
+        <w:rPr>
+          <w:rFonts w:ascii="Segoe UI Emoji" w:hAnsi="Segoe UI Emoji" w:cs="Segoe UI Emoji"/>
+          <w:sz w:val="24"/>
+          <w:szCs w:val="24"/>
+        </w:rPr>
+        <w:t>wenig Kontraste)</w:t>
+      </w:r>
     </w:p>
     <w:p>
       <w:pPr>
@@ -3133,6 +3170,34 @@
           <w:sz w:val="24"/>
           <w:szCs w:val="24"/>
         </w:rPr>
+        <w:t>❌ Schlechte Security (da es einen http verwendet)</w:t>
+      </w:r>
+    </w:p>
+    <w:p>
+      <w:pPr>
+        <w:spacing w:before="0"/>
+        <w:rPr>
+          <w:rFonts w:ascii="Segoe UI Emoji" w:hAnsi="Segoe UI Emoji" w:cs="Segoe UI Emoji"/>
+          <w:sz w:val="24"/>
+          <w:szCs w:val="24"/>
+        </w:rPr>
+      </w:pPr>
+    </w:p>
+    <w:p>
+      <w:pPr>
+        <w:spacing w:before="0"/>
+        <w:rPr>
+          <w:rFonts w:ascii="Segoe UI Emoji" w:hAnsi="Segoe UI Emoji" w:cs="Segoe UI Emoji"/>
+          <w:sz w:val="24"/>
+          <w:szCs w:val="24"/>
+        </w:rPr>
+      </w:pPr>
+      <w:r>
+        <w:rPr>
+          <w:rFonts w:ascii="Segoe UI Emoji" w:hAnsi="Segoe UI Emoji" w:cs="Segoe UI Emoji"/>
+          <w:sz w:val="24"/>
+          <w:szCs w:val="24"/>
+        </w:rPr>
         <w:t xml:space="preserve">❌ Schlechte </w:t>
       </w:r>
       <w:proofErr w:type="spellStart"/>
@@ -3142,23 +3207,25 @@
           <w:sz w:val="24"/>
           <w:szCs w:val="24"/>
         </w:rPr>
-        <w:t>Acess</w:t>
-      </w:r>
+        <w:t>Useability</w:t>
+      </w:r>
+      <w:proofErr w:type="spellEnd"/>
       <w:r>
         <w:rPr>
           <w:rFonts w:ascii="Segoe UI Emoji" w:hAnsi="Segoe UI Emoji" w:cs="Segoe UI Emoji"/>
           <w:sz w:val="24"/>
           <w:szCs w:val="24"/>
         </w:rPr>
-        <w:t>i</w:t>
-      </w:r>
+        <w:t xml:space="preserve"> (Buttons nicht wie üblich platziert </w:t>
+      </w:r>
+      <w:proofErr w:type="spellStart"/>
       <w:r>
         <w:rPr>
           <w:rFonts w:ascii="Segoe UI Emoji" w:hAnsi="Segoe UI Emoji" w:cs="Segoe UI Emoji"/>
           <w:sz w:val="24"/>
           <w:szCs w:val="24"/>
         </w:rPr>
-        <w:t>bility</w:t>
+        <w:t>bezg</w:t>
       </w:r>
       <w:proofErr w:type="spellEnd"/>
       <w:r>
@@ -3167,16 +3234,18 @@
           <w:sz w:val="24"/>
           <w:szCs w:val="24"/>
         </w:rPr>
-        <w:t xml:space="preserve"> (Zu </w:t>
-      </w:r>
-      <w:r>
+        <w:t>. Random)</w:t>
+      </w:r>
+    </w:p>
+    <w:p>
+      <w:pPr>
+        <w:spacing w:before="0"/>
         <w:rPr>
           <w:rFonts w:ascii="Segoe UI Emoji" w:hAnsi="Segoe UI Emoji" w:cs="Segoe UI Emoji"/>
           <w:sz w:val="24"/>
           <w:szCs w:val="24"/>
         </w:rPr>
-        <w:t>wenig Kontraste)</w:t>
-      </w:r>
+      </w:pPr>
     </w:p>
     <w:p>
       <w:pPr>
@@ -3192,108 +3261,6 @@
       <w:pPr>
         <w:spacing w:before="0"/>
         <w:rPr>
-          <w:rFonts w:ascii="Segoe UI Emoji" w:hAnsi="Segoe UI Emoji" w:cs="Segoe UI Emoji"/>
-          <w:sz w:val="24"/>
-          <w:szCs w:val="24"/>
-        </w:rPr>
-      </w:pPr>
-      <w:r>
-        <w:rPr>
-          <w:rFonts w:ascii="Segoe UI Emoji" w:hAnsi="Segoe UI Emoji" w:cs="Segoe UI Emoji"/>
-          <w:sz w:val="24"/>
-          <w:szCs w:val="24"/>
-        </w:rPr>
-        <w:t>❌ Schlechte Security (da es einen http verwendet)</w:t>
-      </w:r>
-    </w:p>
-    <w:p>
-      <w:pPr>
-        <w:spacing w:before="0"/>
-        <w:rPr>
-          <w:rFonts w:ascii="Segoe UI Emoji" w:hAnsi="Segoe UI Emoji" w:cs="Segoe UI Emoji"/>
-          <w:sz w:val="24"/>
-          <w:szCs w:val="24"/>
-        </w:rPr>
-      </w:pPr>
-    </w:p>
-    <w:p>
-      <w:pPr>
-        <w:spacing w:before="0"/>
-        <w:rPr>
-          <w:rFonts w:ascii="Segoe UI Emoji" w:hAnsi="Segoe UI Emoji" w:cs="Segoe UI Emoji"/>
-          <w:sz w:val="24"/>
-          <w:szCs w:val="24"/>
-        </w:rPr>
-      </w:pPr>
-      <w:r>
-        <w:rPr>
-          <w:rFonts w:ascii="Segoe UI Emoji" w:hAnsi="Segoe UI Emoji" w:cs="Segoe UI Emoji"/>
-          <w:sz w:val="24"/>
-          <w:szCs w:val="24"/>
-        </w:rPr>
-        <w:t xml:space="preserve">❌ Schlechte </w:t>
-      </w:r>
-      <w:proofErr w:type="spellStart"/>
-      <w:r>
-        <w:rPr>
-          <w:rFonts w:ascii="Segoe UI Emoji" w:hAnsi="Segoe UI Emoji" w:cs="Segoe UI Emoji"/>
-          <w:sz w:val="24"/>
-          <w:szCs w:val="24"/>
-        </w:rPr>
-        <w:t>Useability</w:t>
-      </w:r>
-      <w:proofErr w:type="spellEnd"/>
-      <w:r>
-        <w:rPr>
-          <w:rFonts w:ascii="Segoe UI Emoji" w:hAnsi="Segoe UI Emoji" w:cs="Segoe UI Emoji"/>
-          <w:sz w:val="24"/>
-          <w:szCs w:val="24"/>
-        </w:rPr>
-        <w:t xml:space="preserve"> (Buttons nicht wie üblich platziert </w:t>
-      </w:r>
-      <w:proofErr w:type="spellStart"/>
-      <w:r>
-        <w:rPr>
-          <w:rFonts w:ascii="Segoe UI Emoji" w:hAnsi="Segoe UI Emoji" w:cs="Segoe UI Emoji"/>
-          <w:sz w:val="24"/>
-          <w:szCs w:val="24"/>
-        </w:rPr>
-        <w:t>bezg</w:t>
-      </w:r>
-      <w:proofErr w:type="spellEnd"/>
-      <w:r>
-        <w:rPr>
-          <w:rFonts w:ascii="Segoe UI Emoji" w:hAnsi="Segoe UI Emoji" w:cs="Segoe UI Emoji"/>
-          <w:sz w:val="24"/>
-          <w:szCs w:val="24"/>
-        </w:rPr>
-        <w:t>. Random)</w:t>
-      </w:r>
-    </w:p>
-    <w:p>
-      <w:pPr>
-        <w:spacing w:before="0"/>
-        <w:rPr>
-          <w:rFonts w:ascii="Segoe UI Emoji" w:hAnsi="Segoe UI Emoji" w:cs="Segoe UI Emoji"/>
-          <w:sz w:val="24"/>
-          <w:szCs w:val="24"/>
-        </w:rPr>
-      </w:pPr>
-    </w:p>
-    <w:p>
-      <w:pPr>
-        <w:spacing w:before="0"/>
-        <w:rPr>
-          <w:rFonts w:ascii="Segoe UI Emoji" w:hAnsi="Segoe UI Emoji" w:cs="Segoe UI Emoji"/>
-          <w:sz w:val="24"/>
-          <w:szCs w:val="24"/>
-        </w:rPr>
-      </w:pPr>
-    </w:p>
-    <w:p>
-      <w:pPr>
-        <w:spacing w:before="0"/>
-        <w:rPr>
           <w:color w:val="E97132" w:themeColor="accent2"/>
           <w:sz w:val="24"/>
           <w:szCs w:val="24"/>
@@ -3304,7 +3271,7 @@
           <w:noProof/>
         </w:rPr>
         <w:drawing>
-          <wp:anchor distT="0" distB="0" distL="114300" distR="114300" simplePos="0" relativeHeight="251668480" behindDoc="0" locked="0" layoutInCell="1" allowOverlap="1" wp14:anchorId="6DE8ACCE" wp14:editId="6D80F938">
+          <wp:anchor distT="0" distB="0" distL="114300" distR="114300" simplePos="0" relativeHeight="251668480" behindDoc="0" locked="0" layoutInCell="1" allowOverlap="1" wp14:anchorId="6DE8ACCE" wp14:editId="71F6B205">
             <wp:simplePos x="0" y="0"/>
             <wp:positionH relativeFrom="margin">
               <wp:posOffset>1072276</wp:posOffset>
@@ -3465,25 +3432,7 @@
           <w:sz w:val="24"/>
           <w:szCs w:val="24"/>
         </w:rPr>
-        <w:t xml:space="preserve">✅ </w:t>
-      </w:r>
-      <w:proofErr w:type="gramStart"/>
-      <w:r>
-        <w:rPr>
-          <w:rFonts w:ascii="Segoe UI Emoji" w:hAnsi="Segoe UI Emoji" w:cs="Segoe UI Emoji"/>
-          <w:sz w:val="24"/>
-          <w:szCs w:val="24"/>
-        </w:rPr>
-        <w:t>Gut</w:t>
-      </w:r>
-      <w:proofErr w:type="gramEnd"/>
-      <w:r>
-        <w:rPr>
-          <w:rFonts w:ascii="Segoe UI Emoji" w:hAnsi="Segoe UI Emoji" w:cs="Segoe UI Emoji"/>
-          <w:sz w:val="24"/>
-          <w:szCs w:val="24"/>
-        </w:rPr>
-        <w:t xml:space="preserve"> machbar und umsetzbar</w:t>
+        <w:t>✅ Gut machbar und umsetzbar</w:t>
       </w:r>
     </w:p>
     <w:p>
@@ -3644,113 +3593,32 @@
           <w:sz w:val="24"/>
           <w:szCs w:val="24"/>
         </w:rPr>
-        <w:t xml:space="preserve"> (Text weiss auf </w:t>
-      </w:r>
-      <w:proofErr w:type="gramStart"/>
-      <w:r>
+        <w:t xml:space="preserve"> (Text weiss auf hell grün)</w:t>
+      </w:r>
+    </w:p>
+    <w:p>
+      <w:pPr>
+        <w:spacing w:before="0"/>
         <w:rPr>
           <w:rFonts w:ascii="Segoe UI Emoji" w:hAnsi="Segoe UI Emoji" w:cs="Segoe UI Emoji"/>
-          <w:sz w:val="24"/>
-          <w:szCs w:val="24"/>
-        </w:rPr>
-        <w:t>hell grün</w:t>
-      </w:r>
-      <w:proofErr w:type="gramEnd"/>
-      <w:r>
+        </w:rPr>
+      </w:pPr>
+    </w:p>
+    <w:p>
+      <w:pPr>
+        <w:spacing w:before="0"/>
         <w:rPr>
           <w:rFonts w:ascii="Segoe UI Emoji" w:hAnsi="Segoe UI Emoji" w:cs="Segoe UI Emoji"/>
-          <w:sz w:val="24"/>
-          <w:szCs w:val="24"/>
-        </w:rPr>
-        <w:t>)</w:t>
-      </w:r>
+        </w:rPr>
+      </w:pPr>
     </w:p>
     <w:p>
       <w:pPr>
         <w:spacing w:before="0"/>
         <w:rPr>
-          <w:rFonts w:ascii="Segoe UI Emoji" w:hAnsi="Segoe UI Emoji" w:cs="Segoe UI Emoji"/>
-        </w:rPr>
-      </w:pPr>
-    </w:p>
-    <w:p>
-      <w:pPr>
-        <w:spacing w:before="0"/>
-        <w:rPr>
-          <w:rFonts w:ascii="Segoe UI Emoji" w:hAnsi="Segoe UI Emoji" w:cs="Segoe UI Emoji"/>
-        </w:rPr>
-      </w:pPr>
-    </w:p>
-    <w:p>
-      <w:pPr>
-        <w:spacing w:before="0"/>
-        <w:rPr>
           <w:color w:val="E97132" w:themeColor="accent2"/>
         </w:rPr>
       </w:pPr>
-      <w:del w:id="10" w:author="Emele Noel Andreas BZRA IMST24a" w:date="2025-06-13T10:12:00Z" w16du:dateUtc="2025-06-13T08:12:00Z">
-        <w:r>
-          <w:rPr>
-            <w:noProof/>
-            <w:color w:val="E97132" w:themeColor="accent2"/>
-          </w:rPr>
-          <w:drawing>
-            <wp:anchor distT="0" distB="0" distL="114300" distR="114300" simplePos="0" relativeHeight="251669504" behindDoc="0" locked="0" layoutInCell="1" allowOverlap="1" wp14:anchorId="1BD584B2" wp14:editId="7FC54FB6">
-              <wp:simplePos x="0" y="0"/>
-              <wp:positionH relativeFrom="column">
-                <wp:posOffset>1456</wp:posOffset>
-              </wp:positionH>
-              <wp:positionV relativeFrom="paragraph">
-                <wp:posOffset>-6605270</wp:posOffset>
-              </wp:positionV>
-              <wp:extent cx="1600200" cy="361950"/>
-              <wp:effectExtent l="0" t="0" r="0" b="0"/>
-              <wp:wrapNone/>
-              <wp:docPr id="132319989" name="Grafik 1" descr="Ein Bild, das Schrift, weiß, Text, Grafiken enthält.&#10;&#10;KI-generierte Inhalte können fehlerhaft sein."/>
-              <wp:cNvGraphicFramePr>
-                <a:graphicFrameLocks xmlns:a="http://schemas.openxmlformats.org/drawingml/2006/main" noChangeAspect="1"/>
-              </wp:cNvGraphicFramePr>
-              <a:graphic xmlns:a="http://schemas.openxmlformats.org/drawingml/2006/main">
-                <a:graphicData uri="http://schemas.openxmlformats.org/drawingml/2006/picture">
-                  <pic:pic xmlns:pic="http://schemas.openxmlformats.org/drawingml/2006/picture">
-                    <pic:nvPicPr>
-                      <pic:cNvPr id="132319989" name="Grafik 1" descr="Ein Bild, das Schrift, weiß, Text, Grafiken enthält.&#10;&#10;KI-generierte Inhalte können fehlerhaft sein."/>
-                      <pic:cNvPicPr/>
-                    </pic:nvPicPr>
-                    <pic:blipFill>
-                      <a:blip r:embed="rId18">
-                        <a:extLst>
-                          <a:ext uri="{28A0092B-C50C-407E-A947-70E740481C1C}">
-                            <a14:useLocalDpi xmlns:a14="http://schemas.microsoft.com/office/drawing/2010/main" val="0"/>
-                          </a:ext>
-                        </a:extLst>
-                      </a:blip>
-                      <a:stretch>
-                        <a:fillRect/>
-                      </a:stretch>
-                    </pic:blipFill>
-                    <pic:spPr>
-                      <a:xfrm>
-                        <a:off x="0" y="0"/>
-                        <a:ext cx="1600200" cy="361950"/>
-                      </a:xfrm>
-                      <a:prstGeom prst="rect">
-                        <a:avLst/>
-                      </a:prstGeom>
-                    </pic:spPr>
-                  </pic:pic>
-                </a:graphicData>
-              </a:graphic>
-            </wp:anchor>
-          </w:drawing>
-        </w:r>
-      </w:del>
-      <w:r>
-        <w:rPr>
-          <w:color w:val="E97132" w:themeColor="accent2"/>
-        </w:rPr>
-        <w:br w:type="page"/>
-      </w:r>
     </w:p>
     <w:p>
       <w:pPr>
@@ -3770,14 +3638,15 @@
           <w:color w:val="E97132" w:themeColor="accent2"/>
         </w:rPr>
       </w:pPr>
-      <w:bookmarkStart w:id="11" w:name="_Toc200700692"/>
+      <w:bookmarkStart w:id="7" w:name="_Toc200700692"/>
       <w:r>
         <w:rPr>
           <w:color w:val="E97132" w:themeColor="accent2"/>
         </w:rPr>
+        <w:lastRenderedPageBreak/>
         <w:t>Entscheiden</w:t>
       </w:r>
-      <w:bookmarkEnd w:id="11"/>
+      <w:bookmarkEnd w:id="7"/>
     </w:p>
     <w:p>
       <w:pPr>
@@ -3786,14 +3655,14 @@
           <w:color w:val="E97132" w:themeColor="accent2"/>
         </w:rPr>
       </w:pPr>
-      <w:bookmarkStart w:id="12" w:name="_Toc200700693"/>
+      <w:bookmarkStart w:id="8" w:name="_Toc200700693"/>
       <w:r>
         <w:rPr>
           <w:color w:val="E97132" w:themeColor="accent2"/>
         </w:rPr>
         <w:t>Entscheidungstabelle</w:t>
       </w:r>
-      <w:bookmarkEnd w:id="12"/>
+      <w:bookmarkEnd w:id="8"/>
     </w:p>
     <w:p>
       <w:pPr>
@@ -3853,7 +3722,7 @@
                     <pic:cNvPicPr/>
                   </pic:nvPicPr>
                   <pic:blipFill>
-                    <a:blip r:embed="rId19"/>
+                    <a:blip r:embed="rId18"/>
                     <a:stretch>
                       <a:fillRect/>
                     </a:stretch>
@@ -3964,6 +3833,7 @@
       </w:pPr>
       <w:r>
         <w:rPr>
+          <w:noProof/>
           <w:sz w:val="24"/>
           <w:szCs w:val="24"/>
         </w:rPr>
@@ -3991,7 +3861,7 @@
                     <pic:cNvPicPr/>
                   </pic:nvPicPr>
                   <pic:blipFill>
-                    <a:blip r:embed="rId20">
+                    <a:blip r:embed="rId19">
                       <a:extLst>
                         <a:ext uri="{28A0092B-C50C-407E-A947-70E740481C1C}">
                           <a14:useLocalDpi xmlns:a14="http://schemas.microsoft.com/office/drawing/2010/main" val="0"/>
@@ -4049,6 +3919,7 @@
       </w:pPr>
       <w:r>
         <w:rPr>
+          <w:noProof/>
           <w:sz w:val="24"/>
           <w:szCs w:val="24"/>
         </w:rPr>
@@ -4077,7 +3948,7 @@
                     <pic:cNvPicPr/>
                   </pic:nvPicPr>
                   <pic:blipFill>
-                    <a:blip r:embed="rId20">
+                    <a:blip r:embed="rId19">
                       <a:extLst>
                         <a:ext uri="{28A0092B-C50C-407E-A947-70E740481C1C}">
                           <a14:useLocalDpi xmlns:a14="http://schemas.microsoft.com/office/drawing/2010/main" val="0"/>
@@ -4112,7 +3983,7 @@
           <w:szCs w:val="32"/>
         </w:rPr>
       </w:pPr>
-      <w:bookmarkStart w:id="13" w:name="_Toc200700694"/>
+      <w:bookmarkStart w:id="9" w:name="_Toc200700694"/>
       <w:r>
         <w:rPr>
           <w:color w:val="8DD873" w:themeColor="accent6" w:themeTint="99"/>
@@ -4120,16 +3991,14 @@
         </w:rPr>
         <w:t>Realisieren</w:t>
       </w:r>
-      <w:bookmarkEnd w:id="13"/>
-      <w:ins w:id="14" w:author="Emele Noel Andreas BZRA IMST24a" w:date="2025-06-13T10:13:00Z" w16du:dateUtc="2025-06-13T08:13:00Z">
-        <w:r>
-          <w:rPr>
-            <w:color w:val="8DD873" w:themeColor="accent6" w:themeTint="99"/>
-            <w:szCs w:val="32"/>
-          </w:rPr>
-          <w:t xml:space="preserve"> </w:t>
-        </w:r>
-      </w:ins>
+      <w:bookmarkEnd w:id="9"/>
+      <w:r>
+        <w:rPr>
+          <w:color w:val="8DD873" w:themeColor="accent6" w:themeTint="99"/>
+          <w:szCs w:val="32"/>
+        </w:rPr>
+        <w:t xml:space="preserve"> </w:t>
+      </w:r>
     </w:p>
     <w:p>
       <w:pPr>
@@ -4154,14 +4023,14 @@
           <w:color w:val="4EA72E" w:themeColor="accent6"/>
         </w:rPr>
       </w:pPr>
-      <w:bookmarkStart w:id="15" w:name="_Toc200700695"/>
+      <w:bookmarkStart w:id="10" w:name="_Toc200700695"/>
       <w:r>
         <w:rPr>
           <w:color w:val="4EA72E" w:themeColor="accent6"/>
         </w:rPr>
         <w:t>Homepage Gestaltung</w:t>
       </w:r>
-      <w:bookmarkEnd w:id="15"/>
+      <w:bookmarkEnd w:id="10"/>
     </w:p>
     <w:p>
       <w:pPr>
@@ -4331,12 +4200,12 @@
       <w:pPr>
         <w:pStyle w:val="berschrift1"/>
       </w:pPr>
-      <w:bookmarkStart w:id="16" w:name="_Toc200700696"/>
+      <w:bookmarkStart w:id="11" w:name="_Toc200700696"/>
       <w:r>
         <w:lastRenderedPageBreak/>
         <w:t>Lernjournal</w:t>
       </w:r>
-      <w:bookmarkEnd w:id="16"/>
+      <w:bookmarkEnd w:id="11"/>
     </w:p>
     <w:p/>
     <w:p>
@@ -4457,15 +4326,7 @@
             </w:r>
             <w:proofErr w:type="spellEnd"/>
             <w:r>
-              <w:t xml:space="preserve"> </w:t>
-            </w:r>
-            <w:proofErr w:type="gramStart"/>
-            <w:r>
-              <w:t>rasch</w:t>
-            </w:r>
-            <w:proofErr w:type="gramEnd"/>
-            <w:r>
-              <w:t xml:space="preserve"> vorwärts und auch wenn es mal andere Meinung gab, fanden wir immer eine Lösung, welche für beide Parteien ansprechend war.</w:t>
+              <w:t xml:space="preserve"> rasch vorwärts und auch wenn es mal andere Meinung gab, fanden wir immer eine Lösung, welche für beide Parteien ansprechend war.</w:t>
             </w:r>
           </w:p>
           <w:p>
@@ -4588,7 +4449,7 @@
                           <pic:cNvPicPr/>
                         </pic:nvPicPr>
                         <pic:blipFill>
-                          <a:blip r:embed="rId21" cstate="print">
+                          <a:blip r:embed="rId20" cstate="print">
                             <a:extLst>
                               <a:ext uri="{28A0092B-C50C-407E-A947-70E740481C1C}">
                                 <a14:useLocalDpi xmlns:a14="http://schemas.microsoft.com/office/drawing/2010/main" val="0"/>
@@ -5019,11 +4880,11 @@
       <w:pPr>
         <w:pStyle w:val="berschrift1"/>
       </w:pPr>
-      <w:bookmarkStart w:id="17" w:name="_Toc200700697"/>
+      <w:bookmarkStart w:id="12" w:name="_Toc200700697"/>
       <w:r>
         <w:t>Eigenständigkeitserklärung</w:t>
       </w:r>
-      <w:bookmarkEnd w:id="17"/>
+      <w:bookmarkEnd w:id="12"/>
     </w:p>
     <w:p/>
     <w:p>
@@ -5050,22 +4911,12 @@
       <w:r>
         <w:fldChar w:fldCharType="separate"/>
       </w:r>
-      <w:ins w:id="18" w:author="Emele Noel Andreas BZRA IMST24a" w:date="2025-06-13T10:12:00Z" w16du:dateUtc="2025-06-13T08:12:00Z">
-        <w:r>
-          <w:rPr>
-            <w:noProof/>
-          </w:rPr>
-          <w:t>13.06.2025</w:t>
-        </w:r>
-      </w:ins>
-      <w:del w:id="19" w:author="Emele Noel Andreas BZRA IMST24a" w:date="2025-06-13T10:12:00Z" w16du:dateUtc="2025-06-13T08:12:00Z">
-        <w:r>
-          <w:rPr>
-            <w:noProof/>
-          </w:rPr>
-          <w:delText>00.00.0000</w:delText>
-        </w:r>
-      </w:del>
+      <w:r>
+        <w:rPr>
+          <w:noProof/>
+        </w:rPr>
+        <w:t>13.06.2025</w:t>
+      </w:r>
       <w:r>
         <w:fldChar w:fldCharType="end"/>
       </w:r>
@@ -5081,10 +4932,10 @@
     <w:p/>
     <w:p/>
     <w:sectPr>
-      <w:headerReference w:type="default" r:id="rId22"/>
-      <w:footerReference w:type="default" r:id="rId23"/>
-      <w:headerReference w:type="first" r:id="rId24"/>
-      <w:footerReference w:type="first" r:id="rId25"/>
+      <w:headerReference w:type="default" r:id="rId21"/>
+      <w:footerReference w:type="default" r:id="rId22"/>
+      <w:headerReference w:type="first" r:id="rId23"/>
+      <w:footerReference w:type="first" r:id="rId24"/>
       <w:pgSz w:w="11907" w:h="16840"/>
       <w:pgMar w:top="1440" w:right="1080" w:bottom="1440" w:left="1080" w:header="567" w:footer="964" w:gutter="0"/>
       <w:cols w:space="720"/>
@@ -5226,26 +5077,14 @@
       </w:rPr>
       <w:fldChar w:fldCharType="separate"/>
     </w:r>
-    <w:ins w:id="20" w:author="Emele Noel Andreas BZRA IMST24a" w:date="2025-06-13T10:12:00Z" w16du:dateUtc="2025-06-13T08:12:00Z">
-      <w:r>
-        <w:rPr>
-          <w:noProof/>
-          <w:sz w:val="16"/>
-          <w:szCs w:val="16"/>
-        </w:rPr>
-        <w:t>13.06.2025</w:t>
-      </w:r>
-    </w:ins>
-    <w:del w:id="21" w:author="Emele Noel Andreas BZRA IMST24a" w:date="2025-06-13T10:12:00Z" w16du:dateUtc="2025-06-13T08:12:00Z">
-      <w:r>
-        <w:rPr>
-          <w:noProof/>
-          <w:sz w:val="16"/>
-          <w:szCs w:val="16"/>
-        </w:rPr>
-        <w:delText>12.06.2025</w:delText>
-      </w:r>
-    </w:del>
+    <w:r>
+      <w:rPr>
+        <w:noProof/>
+        <w:sz w:val="16"/>
+        <w:szCs w:val="16"/>
+      </w:rPr>
+      <w:t>13.06.2025</w:t>
+    </w:r>
     <w:r>
       <w:rPr>
         <w:sz w:val="16"/>
@@ -5484,26 +5323,14 @@
       </w:rPr>
       <w:fldChar w:fldCharType="separate"/>
     </w:r>
-    <w:ins w:id="22" w:author="Emele Noel Andreas BZRA IMST24a" w:date="2025-06-13T10:12:00Z" w16du:dateUtc="2025-06-13T08:12:00Z">
-      <w:r>
-        <w:rPr>
-          <w:noProof/>
-          <w:sz w:val="16"/>
-          <w:szCs w:val="16"/>
-        </w:rPr>
-        <w:t>13.06.2025</w:t>
-      </w:r>
-    </w:ins>
-    <w:del w:id="23" w:author="Emele Noel Andreas BZRA IMST24a" w:date="2025-06-13T10:12:00Z" w16du:dateUtc="2025-06-13T08:12:00Z">
-      <w:r>
-        <w:rPr>
-          <w:noProof/>
-          <w:sz w:val="16"/>
-          <w:szCs w:val="16"/>
-        </w:rPr>
-        <w:delText>12.06.2025</w:delText>
-      </w:r>
-    </w:del>
+    <w:r>
+      <w:rPr>
+        <w:noProof/>
+        <w:sz w:val="16"/>
+        <w:szCs w:val="16"/>
+      </w:rPr>
+      <w:t>13.06.2025</w:t>
+    </w:r>
     <w:r>
       <w:rPr>
         <w:sz w:val="16"/>
@@ -5642,39 +5469,19 @@
         <w:tab w:val="right" w:pos="9923"/>
       </w:tabs>
     </w:pPr>
-    <w:r>
-      <w:fldChar w:fldCharType="begin"/>
-    </w:r>
-    <w:r>
-      <w:instrText xml:space="preserve"> TITLE </w:instrText>
-    </w:r>
-    <w:r>
-      <w:fldChar w:fldCharType="separate"/>
-    </w:r>
-    <w:r>
-      <w:t>Titel (z.B. Webauftritt Karl Meier GmbH)</w:t>
-    </w:r>
-    <w:r>
-      <w:fldChar w:fldCharType="end"/>
-    </w:r>
+    <w:fldSimple w:instr=" TITLE ">
+      <w:r>
+        <w:t>Titel (z.B. Webauftritt Karl Meier GmbH)</w:t>
+      </w:r>
+    </w:fldSimple>
     <w:r>
       <w:tab/>
     </w:r>
-    <w:r>
-      <w:fldChar w:fldCharType="begin"/>
-    </w:r>
-    <w:r>
-      <w:instrText xml:space="preserve"> SUBJECT </w:instrText>
-    </w:r>
-    <w:r>
-      <w:fldChar w:fldCharType="separate"/>
-    </w:r>
-    <w:r>
-      <w:t>Thema (z.B. Konzept)</w:t>
-    </w:r>
-    <w:r>
-      <w:fldChar w:fldCharType="end"/>
-    </w:r>
+    <w:fldSimple w:instr=" SUBJECT ">
+      <w:r>
+        <w:t>Thema (z.B. Konzept)</w:t>
+      </w:r>
+    </w:fldSimple>
   </w:p>
 </w:hdr>
 </file>
@@ -7211,14 +7018,6 @@
     <w:abstractNumId w:val="2"/>
   </w:num>
 </w:numbering>
-</file>
-
-<file path=word/people.xml><?xml version="1.0" encoding="utf-8"?>
-<w15:people xmlns:wpc="http://schemas.microsoft.com/office/word/2010/wordprocessingCanvas" xmlns:cx="http://schemas.microsoft.com/office/drawing/2014/chartex" xmlns:cx1="http://schemas.microsoft.com/office/drawing/2015/9/8/chartex" xmlns:cx2="http://schemas.microsoft.com/office/drawing/2015/10/21/chartex" xmlns:cx3="http://schemas.microsoft.com/office/drawing/2016/5/9/chartex" xmlns:cx4="http://schemas.microsoft.com/office/drawing/2016/5/10/chartex" xmlns:cx5="http://schemas.microsoft.com/office/drawing/2016/5/11/chartex" xmlns:cx6="http://schemas.microsoft.com/office/drawing/2016/5/12/chartex" xmlns:cx7="http://schemas.microsoft.com/office/drawing/2016/5/13/chartex" xmlns:cx8="http://schemas.microsoft.com/office/drawing/2016/5/14/chartex" xmlns:mc="http://schemas.openxmlformats.org/markup-compatibility/2006" xmlns:aink="http://schemas.microsoft.com/office/drawing/2016/ink" xmlns:am3d="http://schemas.microsoft.com/office/drawing/2017/model3d" xmlns:o="urn:schemas-microsoft-com:office:office" xmlns:oel="http://schemas.microsoft.com/office/2019/extlst" xmlns:r="http://schemas.openxmlformats.org/officeDocument/2006/relationships" xmlns:m="http://schemas.openxmlformats.org/officeDocument/2006/math" xmlns:v="urn:schemas-microsoft-com:vml" xmlns:wp14="http://schemas.microsoft.com/office/word/2010/wordprocessingDrawing" xmlns:wp="http://schemas.openxmlformats.org/drawingml/2006/wordprocessingDrawing" xmlns:w10="urn:schemas-microsoft-com:office:word" xmlns:w="http://schemas.openxmlformats.org/wordprocessingml/2006/main" xmlns:w14="http://schemas.microsoft.com/office/word/2010/wordml" xmlns:w15="http://schemas.microsoft.com/office/word/2012/wordml" xmlns:w16cex="http://schemas.microsoft.com/office/word/2018/wordml/cex" xmlns:w16cid="http://schemas.microsoft.com/office/word/2016/wordml/cid" xmlns:w16="http://schemas.microsoft.com/office/word/2018/wordml" xmlns:w16du="http://schemas.microsoft.com/office/word/2023/wordml/word16du" xmlns:w16sdtdh="http://schemas.microsoft.com/office/word/2020/wordml/sdtdatahash" xmlns:w16sdtfl="http://schemas.microsoft.com/office/word/2024/wordml/sdtformatlock" xmlns:w16se="http://schemas.microsoft.com/office/word/2015/wordml/symex" xmlns:wpg="http://schemas.microsoft.com/office/word/2010/wordprocessingGroup" xmlns:wpi="http://schemas.microsoft.com/office/word/2010/wordprocessingInk" xmlns:wne="http://schemas.microsoft.com/office/word/2006/wordml" xmlns:wps="http://schemas.microsoft.com/office/word/2010/wordprocessingShape" mc:Ignorable="w14 w15 w16se w16cid w16 w16cex w16sdtdh w16sdtfl w16du wp14">
-  <w15:person w15:author="Emele Noel Andreas BZRA IMST24a">
-    <w15:presenceInfo w15:providerId="AD" w15:userId="S::noel.emele@bwz-rappi.ch::9d81d816-ba85-45bd-91e8-138b2b0ff9bf"/>
-  </w15:person>
-</w15:people>
 </file>
 
 <file path=word/styles.xml><?xml version="1.0" encoding="utf-8"?>
